--- a/docs/Întrebări frecvente.docx
+++ b/docs/Întrebări frecvente.docx
@@ -211,7 +211,7 @@
           <w:szCs w:val="24"/>
           <w:rtl w:val="0"/>
         </w:rPr>
-        <w:t xml:space="preserve">Vă ajută să pregătiți o tranzacție imobiliară: identifică obiectul după adresă sau număr cadastral, afișează datele publice, analizează documentele încărcate și construiește dosarul tranzacției cu liste de verificare.</w:t>
+        <w:t xml:space="preserve">Vă ajută să pregătiți o tranzacție imobiliară: verifică obiectul după numărul cadastral, afișând sarcinile, interdicțiile și notările din sursa oficială (Registrul bunurilor imobile), analizează, cu ajutorul inteligenței artificiale, documentele încărcate și construiește dosarul tranzacției cu liste de verificare.</w:t>
       </w:r>
     </w:p>
     <w:p>
@@ -259,7 +259,7 @@
           <w:szCs w:val="24"/>
           <w:rtl w:val="0"/>
         </w:rPr>
-        <w:t xml:space="preserve">Nu. Ele au titlu informativ și nu produc consecințe juridice. Pentru certitudine juridică se comandă extrasul oficial din Registrul bunurilor imobile.</w:t>
+        <w:t xml:space="preserve">Datele provin din sursa oficială (Registrul bunurilor imobile, prin Agenția de Guvernare Electronică) și nu sunt generate de inteligența artificială, dar au titlu informativ și reflectă starea la momentul interogării; nu produc consecințe juridice. Pentru certitudine juridică se comandă extrasul oficial din Registrul bunurilor imobile.</w:t>
       </w:r>
     </w:p>
     <w:p>
@@ -307,7 +307,7 @@
           <w:szCs w:val="24"/>
           <w:rtl w:val="0"/>
         </w:rPr>
-        <w:t xml:space="preserve">Datele publice arată informații generale și indicatori de tipul „există / nu există” (de ex. interdicții). Detaliile (proprietarul, temeiul dreptului, conținutul grevărilor) se obțin doar prin extrasul oficial.</w:t>
+        <w:t xml:space="preserve">Verificarea din Registrul bunurilor imobile (prin Agenția de Guvernare Electronică) arată informații generale și indicatori de tipul „există / nu există” (de ex. interdicții). Detaliile (proprietarul, temeiul dreptului, conținutul grevărilor) se obțin doar prin extrasul oficial.</w:t>
       </w:r>
     </w:p>
     <w:p>
@@ -499,7 +499,7 @@
           <w:szCs w:val="24"/>
           <w:rtl w:val="0"/>
         </w:rPr>
-        <w:t xml:space="preserve">[Descrieți planurile și tarifele.] Abonamentul ImoGhid este separat de eventualele taxe ale 999.md.</w:t>
+        <w:t xml:space="preserve">ImoGhid oferă mai multe opțiuni: O accesare (30 MDL/obiect, pentru utilizare punctuală), Basic (300 MDL/lună) și Pro (500 MDL/lună), fiecare cu limite proprii pentru verificări cadastrale, examinarea dosarelor și Creator Hub. Pentru agenții și echipe există planul HUB/Agenție (450 MDL/loc, minimum 3 locuri), cu verificare cadastrală și Obiectele mele nelimitate, plus limite lunare generoase pentru examinarea dosarului, Creator Hub și Anunțuri 999. Detalii complete și prețuri actualizate găsiți pe pagina de planuri. Abonamentul ImoGhid este separat de eventualele taxe ale 999.md.</w:t>
       </w:r>
     </w:p>
     <w:p>
